--- a/local_doc_change/stress_corpus/docs/eng_stormfell_018.docx
+++ b/local_doc_change/stress_corpus/docs/eng_stormfell_018.docx
@@ -12,6 +12,47 @@
     </w:p>
     <w:p>
       <w:r>
+        <w:drawing>
+          <wp:inline xmlns:a="http://schemas.openxmlformats.org/drawingml/2006/main" xmlns:pic="http://schemas.openxmlformats.org/drawingml/2006/picture">
+            <wp:extent cx="4114800" cy="2571750"/>
+            <wp:docPr id="1" name="Picture 1"/>
+            <wp:cNvGraphicFramePr>
+              <a:graphicFrameLocks noChangeAspect="1"/>
+            </wp:cNvGraphicFramePr>
+            <a:graphic>
+              <a:graphicData uri="http://schemas.openxmlformats.org/drawingml/2006/picture">
+                <pic:pic>
+                  <pic:nvPicPr>
+                    <pic:cNvPr id="0" name="diagram_2.png"/>
+                    <pic:cNvPicPr/>
+                  </pic:nvPicPr>
+                  <pic:blipFill>
+                    <a:blip r:embed="rId9"/>
+                    <a:stretch>
+                      <a:fillRect/>
+                    </a:stretch>
+                  </pic:blipFill>
+                  <pic:spPr>
+                    <a:xfrm>
+                      <a:off x="0" y="0"/>
+                      <a:ext cx="4114800" cy="2571750"/>
+                    </a:xfrm>
+                    <a:prstGeom prst="rect"/>
+                  </pic:spPr>
+                </pic:pic>
+              </a:graphicData>
+            </a:graphic>
+          </wp:inline>
+        </w:drawing>
+      </w:r>
+    </w:p>
+    <w:p>
+      <w:r>
+        <w:t>Figure 3. Data lifecycle and retention diagram.</w:t>
+      </w:r>
+    </w:p>
+    <w:p>
+      <w:r>
         <w:t>This document is the official engineering handbook for Stormfell. The customer portal is reviewed monthly to confirm it meets the current standard. Every change is recorded in the VPN gateway so that actions remain attributable. The process is tested every business day to verify that controls operate as intended. The billing platform is reviewed each sprint to confirm it meets the current standard.</w:t>
       </w:r>
     </w:p>
@@ -20,42 +61,193 @@
         <w:pStyle w:val="Heading1"/>
       </w:pPr>
       <w:r>
+        <w:t>Key Operational Parameters</w:t>
+      </w:r>
+    </w:p>
+    <w:tbl>
+      <w:tblPr>
+        <w:tblStyle w:val="LightGrid"/>
+        <w:tblW w:type="auto" w:w="0"/>
+        <w:tblLook w:firstColumn="1" w:firstRow="1" w:lastColumn="0" w:lastRow="0" w:noHBand="0" w:noVBand="1" w:val="04A0"/>
+      </w:tblPr>
+      <w:tblGrid>
+        <w:gridCol w:w="4320"/>
+        <w:gridCol w:w="4320"/>
+      </w:tblGrid>
+      <w:tr>
+        <w:tc>
+          <w:tcPr>
+            <w:tcW w:type="dxa" w:w="4320"/>
+          </w:tcPr>
+          <w:p>
+            <w:r>
+              <w:t>Parameter</w:t>
+            </w:r>
+          </w:p>
+        </w:tc>
+        <w:tc>
+          <w:tcPr>
+            <w:tcW w:type="dxa" w:w="4320"/>
+          </w:tcPr>
+          <w:p>
+            <w:r>
+              <w:t>Value</w:t>
+            </w:r>
+          </w:p>
+        </w:tc>
+      </w:tr>
+      <w:tr>
+        <w:tc>
+          <w:tcPr>
+            <w:tcW w:type="dxa" w:w="4320"/>
+          </w:tcPr>
+          <w:p>
+            <w:r>
+              <w:t>Quarterly completion target</w:t>
+            </w:r>
+          </w:p>
+        </w:tc>
+        <w:tc>
+          <w:tcPr>
+            <w:tcW w:type="dxa" w:w="4320"/>
+          </w:tcPr>
+          <w:p>
+            <w:r>
+              <w:t>90 percent</w:t>
+            </w:r>
+          </w:p>
+        </w:tc>
+      </w:tr>
+      <w:tr>
+        <w:tc>
+          <w:tcPr>
+            <w:tcW w:type="dxa" w:w="4320"/>
+          </w:tcPr>
+          <w:p>
+            <w:r>
+              <w:t>Audit sampling rate</w:t>
+            </w:r>
+          </w:p>
+        </w:tc>
+        <w:tc>
+          <w:tcPr>
+            <w:tcW w:type="dxa" w:w="4320"/>
+          </w:tcPr>
+          <w:p>
+            <w:r>
+              <w:t>10 percent</w:t>
+            </w:r>
+          </w:p>
+        </w:tc>
+      </w:tr>
+      <w:tr>
+        <w:tc>
+          <w:tcPr>
+            <w:tcW w:type="dxa" w:w="4320"/>
+          </w:tcPr>
+          <w:p>
+            <w:r>
+              <w:t>Maximum batch size</w:t>
+            </w:r>
+          </w:p>
+        </w:tc>
+        <w:tc>
+          <w:tcPr>
+            <w:tcW w:type="dxa" w:w="4320"/>
+          </w:tcPr>
+          <w:p>
+            <w:r>
+              <w:t>100 records</w:t>
+            </w:r>
+          </w:p>
+        </w:tc>
+      </w:tr>
+      <w:tr>
+        <w:tc>
+          <w:tcPr>
+            <w:tcW w:type="dxa" w:w="4320"/>
+          </w:tcPr>
+          <w:p>
+            <w:r>
+              <w:t>Concurrent request budget</w:t>
+            </w:r>
+          </w:p>
+        </w:tc>
+        <w:tc>
+          <w:tcPr>
+            <w:tcW w:type="dxa" w:w="4320"/>
+          </w:tcPr>
+          <w:p>
+            <w:r>
+              <w:t>80 requests</w:t>
+            </w:r>
+          </w:p>
+        </w:tc>
+      </w:tr>
+      <w:tr>
+        <w:tc>
+          <w:tcPr>
+            <w:tcW w:type="dxa" w:w="4320"/>
+          </w:tcPr>
+          <w:p>
+            <w:r>
+              <w:t>Records retention baseline</w:t>
+            </w:r>
+          </w:p>
+        </w:tc>
+        <w:tc>
+          <w:tcPr>
+            <w:tcW w:type="dxa" w:w="4320"/>
+          </w:tcPr>
+          <w:p>
+            <w:r>
+              <w:t>36 months</w:t>
+            </w:r>
+          </w:p>
+        </w:tc>
+      </w:tr>
+    </w:tbl>
+    <w:p>
+      <w:pPr>
+        <w:pStyle w:val="Heading1"/>
+      </w:pPr>
+      <w:r>
         <w:t>Source Control</w:t>
       </w:r>
     </w:p>
     <w:p>
       <w:r>
-        <w:t>Source control follows the practices outlined here and is reviewed regularly. Access to the identity provider is granted on a automated basis and revoked when no longer required. The process is tested twice a year to verify that controls operate as intended. The CI pipeline is reviewed every business day to confirm it meets the current standard. Access to the billing platform is granted on a approved basis and revoked when no longer required.</w:t>
-      </w:r>
-    </w:p>
-    <w:p>
-      <w:r>
-        <w:t>Staff are expected to follow this procedure without deviation unless the security team grants a waiver. Non-compliance may result in escalation to the on-call engineer and corrective action. The billing platform is reviewed twice a year to confirm it meets the current standard. Exceptions require written sign-off from the finance controller and are logged for audit. Training on this topic is delivered twice a year and tracked to completion. Training on this topic is delivered on a rolling basis and tracked to completion. Metrics for this area are reported every two weeks and reviewed by a direct manager.</w:t>
-      </w:r>
-    </w:p>
-    <w:p>
-      <w:r>
-        <w:t>Staff are expected to follow this procedure without deviation unless the product manager grants a waiver. Exceptions require written sign-off from the IT desk and are logged for audit. Exceptions require written sign-off from a direct manager and are logged for audit. Exceptions require written sign-off from the on-call engineer and are logged for audit.</w:t>
-      </w:r>
-    </w:p>
-    <w:p>
-      <w:r>
-        <w:t>Any incident affecting the artifact registry is triaged by the finance controller within the stated window. Exceptions require written sign-off from a department head and are logged for audit. Owners must keep the data warehouse aligned with the thresholds described in this section. Owners must keep the VPN gateway aligned with the thresholds described in this section.</w:t>
-      </w:r>
-    </w:p>
-    <w:p>
-      <w:r>
-        <w:t>Access to the customer portal is granted on a automated basis and revoked when no longer required. Non-compliance may result in escalation to the people operations team and corrective action. Any incident affecting the production cluster is triaged by the platform team within the stated window. Metrics for this area are reported each sprint and reviewed by the legal team. Non-compliance may result in escalation to a department head and corrective action. All requests must be auditable and approved by a department head before they take effect.</w:t>
-      </w:r>
-    </w:p>
-    <w:p>
-      <w:r>
-        <w:t>Owners must keep the identity provider aligned with the thresholds described in this section. Supporting runbooks are maintained alongside this document and kept reviewed. Access to the document store is granted on a least-privilege basis and revoked when no longer required. Where this policy conflicts with a contractual obligation, the stricter requirement applies. Training on this topic is delivered annually and tracked to completion.</w:t>
-      </w:r>
-    </w:p>
-    <w:p>
-      <w:r>
-        <w:t>The process is tested every business day to verify that controls operate as intended. Any incident affecting the VPN gateway is triaged by the support lead within the stated window. All requests must be approved and approved by the on-call engineer before they take effect. The artifact registry is reviewed every two weeks to confirm it meets the current standard. Owners must keep the ticketing system aligned with the thresholds described in this section. Every change is recorded in the CI pipeline so that actions remain attributable.</w:t>
+        <w:t>This section defines how source control is governed across the organization. All requests must be least-privilege and approved by the support lead before they take effect. Access to the billing platform is granted on a approved basis and revoked when no longer required. Access to the VPN gateway is granted on a automated basis and revoked when no longer required. Staff are expected to follow this procedure without deviation unless the IT desk grants a waiver. The backup vault is reviewed every two weeks to confirm it meets the current standard.</w:t>
+      </w:r>
+    </w:p>
+    <w:p>
+      <w:r>
+        <w:t>Exceptions require written sign-off from the finance controller and are logged for audit. Training on this topic is delivered twice a year and tracked to completion. Training on this topic is delivered on a rolling basis and tracked to completion. Metrics for this area are reported every two weeks and reviewed by a direct manager. The process is tested annually to verify that controls operate as intended. Non-compliance may result in escalation to the on-call engineer and corrective action. All requests must be approved and approved by the on-call engineer before they take effect.</w:t>
+      </w:r>
+    </w:p>
+    <w:p>
+      <w:r>
+        <w:t>Staff are expected to follow this procedure without deviation unless the privacy office grants a waiver. Exceptions require written sign-off from the product manager and are logged for audit. Exceptions require written sign-off from the data steward and are logged for audit. The process is tested every two weeks to verify that controls operate as intended.</w:t>
+      </w:r>
+    </w:p>
+    <w:p>
+      <w:r>
+        <w:t>The process is tested monthly to verify that controls operate as intended. Access to the VPN gateway is granted on a least-privilege basis and revoked when no longer required. Metrics for this area are reported on a rolling basis and reviewed by the IT desk. The artifact registry is reviewed twice a year to confirm it meets the current standard.</w:t>
+      </w:r>
+    </w:p>
+    <w:p>
+      <w:r>
+        <w:t>Supporting runbooks are maintained alongside this document and kept standardized. Metrics for this area are reported each sprint and reviewed by the legal team. Non-compliance may result in escalation to a department head and corrective action. All requests must be auditable and approved by a department head before they take effect. Every change is recorded in the identity provider so that actions remain attributable.</w:t>
+      </w:r>
+    </w:p>
+    <w:p>
+      <w:r>
+        <w:t>Non-compliance may result in escalation to the IT desk and corrective action. Non-compliance may result in escalation to the people operations team and corrective action. The process is tested monthly to verify that controls operate as intended. Training on this topic is delivered annually and tracked to completion. Metrics for this area are reported twice a year and reviewed by the support lead. Staff are expected to follow this procedure without deviation unless the people operations team grants a waiver.</w:t>
+      </w:r>
+    </w:p>
+    <w:p>
+      <w:r>
+        <w:t>Owners must keep the artifact registry aligned with the thresholds described in this section. Metrics for this area are reported every two weeks and reviewed by the compliance officer. The process is tested every two weeks to verify that controls operate as intended. Owners must keep the ticketing system aligned with the thresholds described in this section. Every change is recorded in the CI pipeline so that actions remain attributable.</w:t>
       </w:r>
     </w:p>
     <w:p>
